--- a/downloads/handouts/Unit 04/Handout 04.07 - Principles Sort and Focal Point Game Cards.docx
+++ b/downloads/handouts/Unit 04/Handout 04.07 - Principles Sort and Focal Point Game Cards.docx
@@ -41,9 +41,9 @@
       <w:pPr>
         <w:pStyle w:val="Heading2"/>
       </w:pPr>
-      <w:bookmarkStart w:id="21" w:name="word-bank-in-other-languages"/>
-      <w:r>
-        <w:t xml:space="preserve">Word bank in other languages</w:t>
+      <w:bookmarkStart w:id="21" w:name="word-bank-in-spanish"/>
+      <w:r>
+        <w:t xml:space="preserve">Word bank in Spanish</w:t>
       </w:r>
       <w:bookmarkEnd w:id="21"/>
     </w:p>
@@ -54,10 +54,8 @@
         <w:tblLook w:firstRow="1"/>
       </w:tblPr>
       <w:tblGrid>
-        <w:gridCol w:w="2340"/>
-        <w:gridCol w:w="2340"/>
-        <w:gridCol w:w="2340"/>
-        <w:gridCol w:w="2340"/>
+        <w:gridCol w:w="4680"/>
+        <w:gridCol w:w="4680"/>
       </w:tblGrid>
       <w:tr>
         <w:trPr>
@@ -65,7 +63,7 @@
         </w:trPr>
         <w:tc>
           <w:tcPr>
-            <w:tcW w:type="dxa" w:w="2340"/>
+            <w:tcW w:type="dxa" w:w="4680"/>
             <w:tcBorders>
               <w:bottom w:val="single"/>
             </w:tcBorders>
@@ -83,7 +81,7 @@
         </w:tc>
         <w:tc>
           <w:tcPr>
-            <w:tcW w:type="dxa" w:w="2340"/>
+            <w:tcW w:type="dxa" w:w="4680"/>
             <w:tcBorders>
               <w:bottom w:val="single"/>
             </w:tcBorders>
@@ -95,42 +93,6 @@
               <w:jc w:val="left"/>
             </w:pPr>
             <w:r>
-              <w:t xml:space="preserve">Turkish</w:t>
-            </w:r>
-          </w:p>
-        </w:tc>
-        <w:tc>
-          <w:tcPr>
-            <w:tcW w:type="dxa" w:w="2340"/>
-            <w:tcBorders>
-              <w:bottom w:val="single"/>
-            </w:tcBorders>
-            <w:vAlign w:val="bottom"/>
-          </w:tcPr>
-          <w:p>
-            <w:pPr>
-              <w:pStyle w:val="Compact"/>
-              <w:jc w:val="left"/>
-            </w:pPr>
-            <w:r>
-              <w:t xml:space="preserve">Portuguese</w:t>
-            </w:r>
-          </w:p>
-        </w:tc>
-        <w:tc>
-          <w:tcPr>
-            <w:tcW w:type="dxa" w:w="2340"/>
-            <w:tcBorders>
-              <w:bottom w:val="single"/>
-            </w:tcBorders>
-            <w:vAlign w:val="bottom"/>
-          </w:tcPr>
-          <w:p>
-            <w:pPr>
-              <w:pStyle w:val="Compact"/>
-              <w:jc w:val="left"/>
-            </w:pPr>
-            <w:r>
               <w:t xml:space="preserve">Spanish</w:t>
             </w:r>
           </w:p>
@@ -139,7 +101,7 @@
       <w:tr>
         <w:tc>
           <w:tcPr>
-            <w:tcW w:type="dxa" w:w="2340"/>
+            <w:tcW w:type="dxa" w:w="4680"/>
           </w:tcPr>
           <w:p>
             <w:pPr>
@@ -153,35 +115,7 @@
         </w:tc>
         <w:tc>
           <w:tcPr>
-            <w:tcW w:type="dxa" w:w="2340"/>
-          </w:tcPr>
-          <w:p>
-            <w:pPr>
-              <w:pStyle w:val="Compact"/>
-              <w:jc w:val="left"/>
-            </w:pPr>
-            <w:r>
-              <w:t xml:space="preserve">denge</w:t>
-            </w:r>
-          </w:p>
-        </w:tc>
-        <w:tc>
-          <w:tcPr>
-            <w:tcW w:type="dxa" w:w="2340"/>
-          </w:tcPr>
-          <w:p>
-            <w:pPr>
-              <w:pStyle w:val="Compact"/>
-              <w:jc w:val="left"/>
-            </w:pPr>
-            <w:r>
-              <w:t xml:space="preserve">equilíbrio</w:t>
-            </w:r>
-          </w:p>
-        </w:tc>
-        <w:tc>
-          <w:tcPr>
-            <w:tcW w:type="dxa" w:w="2340"/>
+            <w:tcW w:type="dxa" w:w="4680"/>
           </w:tcPr>
           <w:p>
             <w:pPr>
@@ -197,7 +131,7 @@
       <w:tr>
         <w:tc>
           <w:tcPr>
-            <w:tcW w:type="dxa" w:w="2340"/>
+            <w:tcW w:type="dxa" w:w="4680"/>
           </w:tcPr>
           <w:p>
             <w:pPr>
@@ -211,21 +145,7 @@
         </w:tc>
         <w:tc>
           <w:tcPr>
-            <w:tcW w:type="dxa" w:w="2340"/>
-          </w:tcPr>
-          <w:p>
-            <w:pPr>
-              <w:pStyle w:val="Compact"/>
-              <w:jc w:val="left"/>
-            </w:pPr>
-            <w:r>
-              <w:t xml:space="preserve">simetrik</w:t>
-            </w:r>
-          </w:p>
-        </w:tc>
-        <w:tc>
-          <w:tcPr>
-            <w:tcW w:type="dxa" w:w="2340"/>
+            <w:tcW w:type="dxa" w:w="4680"/>
           </w:tcPr>
           <w:p>
             <w:pPr>
@@ -237,25 +157,11 @@
             </w:r>
           </w:p>
         </w:tc>
-        <w:tc>
-          <w:tcPr>
-            <w:tcW w:type="dxa" w:w="2340"/>
-          </w:tcPr>
-          <w:p>
-            <w:pPr>
-              <w:pStyle w:val="Compact"/>
-              <w:jc w:val="left"/>
-            </w:pPr>
-            <w:r>
-              <w:t xml:space="preserve">simétrico</w:t>
-            </w:r>
-          </w:p>
-        </w:tc>
-      </w:tr>
-      <w:tr>
-        <w:tc>
-          <w:tcPr>
-            <w:tcW w:type="dxa" w:w="2340"/>
+      </w:tr>
+      <w:tr>
+        <w:tc>
+          <w:tcPr>
+            <w:tcW w:type="dxa" w:w="4680"/>
           </w:tcPr>
           <w:p>
             <w:pPr>
@@ -269,35 +175,7 @@
         </w:tc>
         <w:tc>
           <w:tcPr>
-            <w:tcW w:type="dxa" w:w="2340"/>
-          </w:tcPr>
-          <w:p>
-            <w:pPr>
-              <w:pStyle w:val="Compact"/>
-              <w:jc w:val="left"/>
-            </w:pPr>
-            <w:r>
-              <w:t xml:space="preserve">odak noktası</w:t>
-            </w:r>
-          </w:p>
-        </w:tc>
-        <w:tc>
-          <w:tcPr>
-            <w:tcW w:type="dxa" w:w="2340"/>
-          </w:tcPr>
-          <w:p>
-            <w:pPr>
-              <w:pStyle w:val="Compact"/>
-              <w:jc w:val="left"/>
-            </w:pPr>
-            <w:r>
-              <w:t xml:space="preserve">ponto focal</w:t>
-            </w:r>
-          </w:p>
-        </w:tc>
-        <w:tc>
-          <w:tcPr>
-            <w:tcW w:type="dxa" w:w="2340"/>
+            <w:tcW w:type="dxa" w:w="4680"/>
           </w:tcPr>
           <w:p>
             <w:pPr>
@@ -313,7 +191,7 @@
       <w:tr>
         <w:tc>
           <w:tcPr>
-            <w:tcW w:type="dxa" w:w="2340"/>
+            <w:tcW w:type="dxa" w:w="4680"/>
           </w:tcPr>
           <w:p>
             <w:pPr>
@@ -327,21 +205,7 @@
         </w:tc>
         <w:tc>
           <w:tcPr>
-            <w:tcW w:type="dxa" w:w="2340"/>
-          </w:tcPr>
-          <w:p>
-            <w:pPr>
-              <w:pStyle w:val="Compact"/>
-              <w:jc w:val="left"/>
-            </w:pPr>
-            <w:r>
-              <w:t xml:space="preserve">ritim</w:t>
-            </w:r>
-          </w:p>
-        </w:tc>
-        <w:tc>
-          <w:tcPr>
-            <w:tcW w:type="dxa" w:w="2340"/>
+            <w:tcW w:type="dxa" w:w="4680"/>
           </w:tcPr>
           <w:p>
             <w:pPr>
@@ -353,25 +217,11 @@
             </w:r>
           </w:p>
         </w:tc>
-        <w:tc>
-          <w:tcPr>
-            <w:tcW w:type="dxa" w:w="2340"/>
-          </w:tcPr>
-          <w:p>
-            <w:pPr>
-              <w:pStyle w:val="Compact"/>
-              <w:jc w:val="left"/>
-            </w:pPr>
-            <w:r>
-              <w:t xml:space="preserve">ritmo</w:t>
-            </w:r>
-          </w:p>
-        </w:tc>
-      </w:tr>
-      <w:tr>
-        <w:tc>
-          <w:tcPr>
-            <w:tcW w:type="dxa" w:w="2340"/>
+      </w:tr>
+      <w:tr>
+        <w:tc>
+          <w:tcPr>
+            <w:tcW w:type="dxa" w:w="4680"/>
           </w:tcPr>
           <w:p>
             <w:pPr>
@@ -385,35 +235,7 @@
         </w:tc>
         <w:tc>
           <w:tcPr>
-            <w:tcW w:type="dxa" w:w="2340"/>
-          </w:tcPr>
-          <w:p>
-            <w:pPr>
-              <w:pStyle w:val="Compact"/>
-              <w:jc w:val="left"/>
-            </w:pPr>
-            <w:r>
-              <w:t xml:space="preserve">oran</w:t>
-            </w:r>
-          </w:p>
-        </w:tc>
-        <w:tc>
-          <w:tcPr>
-            <w:tcW w:type="dxa" w:w="2340"/>
-          </w:tcPr>
-          <w:p>
-            <w:pPr>
-              <w:pStyle w:val="Compact"/>
-              <w:jc w:val="left"/>
-            </w:pPr>
-            <w:r>
-              <w:t xml:space="preserve">proporção</w:t>
-            </w:r>
-          </w:p>
-        </w:tc>
-        <w:tc>
-          <w:tcPr>
-            <w:tcW w:type="dxa" w:w="2340"/>
+            <w:tcW w:type="dxa" w:w="4680"/>
           </w:tcPr>
           <w:p>
             <w:pPr>
@@ -429,7 +251,7 @@
       <w:tr>
         <w:tc>
           <w:tcPr>
-            <w:tcW w:type="dxa" w:w="2340"/>
+            <w:tcW w:type="dxa" w:w="4680"/>
           </w:tcPr>
           <w:p>
             <w:pPr>
@@ -443,21 +265,7 @@
         </w:tc>
         <w:tc>
           <w:tcPr>
-            <w:tcW w:type="dxa" w:w="2340"/>
-          </w:tcPr>
-          <w:p>
-            <w:pPr>
-              <w:pStyle w:val="Compact"/>
-              <w:jc w:val="left"/>
-            </w:pPr>
-            <w:r>
-              <w:t xml:space="preserve">ölçek</w:t>
-            </w:r>
-          </w:p>
-        </w:tc>
-        <w:tc>
-          <w:tcPr>
-            <w:tcW w:type="dxa" w:w="2340"/>
+            <w:tcW w:type="dxa" w:w="4680"/>
           </w:tcPr>
           <w:p>
             <w:pPr>
@@ -469,25 +277,11 @@
             </w:r>
           </w:p>
         </w:tc>
-        <w:tc>
-          <w:tcPr>
-            <w:tcW w:type="dxa" w:w="2340"/>
-          </w:tcPr>
-          <w:p>
-            <w:pPr>
-              <w:pStyle w:val="Compact"/>
-              <w:jc w:val="left"/>
-            </w:pPr>
-            <w:r>
-              <w:t xml:space="preserve">escala</w:t>
-            </w:r>
-          </w:p>
-        </w:tc>
-      </w:tr>
-      <w:tr>
-        <w:tc>
-          <w:tcPr>
-            <w:tcW w:type="dxa" w:w="2340"/>
+      </w:tr>
+      <w:tr>
+        <w:tc>
+          <w:tcPr>
+            <w:tcW w:type="dxa" w:w="4680"/>
           </w:tcPr>
           <w:p>
             <w:pPr>
@@ -501,35 +295,7 @@
         </w:tc>
         <w:tc>
           <w:tcPr>
-            <w:tcW w:type="dxa" w:w="2340"/>
-          </w:tcPr>
-          <w:p>
-            <w:pPr>
-              <w:pStyle w:val="Compact"/>
-              <w:jc w:val="left"/>
-            </w:pPr>
-            <w:r>
-              <w:t xml:space="preserve">bütünlük (uyum)</w:t>
-            </w:r>
-          </w:p>
-        </w:tc>
-        <w:tc>
-          <w:tcPr>
-            <w:tcW w:type="dxa" w:w="2340"/>
-          </w:tcPr>
-          <w:p>
-            <w:pPr>
-              <w:pStyle w:val="Compact"/>
-              <w:jc w:val="left"/>
-            </w:pPr>
-            <w:r>
-              <w:t xml:space="preserve">unidade (harmonia)</w:t>
-            </w:r>
-          </w:p>
-        </w:tc>
-        <w:tc>
-          <w:tcPr>
-            <w:tcW w:type="dxa" w:w="2340"/>
+            <w:tcW w:type="dxa" w:w="4680"/>
           </w:tcPr>
           <w:p>
             <w:pPr>
@@ -545,7 +311,7 @@
       <w:tr>
         <w:tc>
           <w:tcPr>
-            <w:tcW w:type="dxa" w:w="2340"/>
+            <w:tcW w:type="dxa" w:w="4680"/>
           </w:tcPr>
           <w:p>
             <w:pPr>
@@ -559,35 +325,7 @@
         </w:tc>
         <w:tc>
           <w:tcPr>
-            <w:tcW w:type="dxa" w:w="2340"/>
-          </w:tcPr>
-          <w:p>
-            <w:pPr>
-              <w:pStyle w:val="Compact"/>
-              <w:jc w:val="left"/>
-            </w:pPr>
-            <w:r>
-              <w:t xml:space="preserve">kontrast (zıtlık)</w:t>
-            </w:r>
-          </w:p>
-        </w:tc>
-        <w:tc>
-          <w:tcPr>
-            <w:tcW w:type="dxa" w:w="2340"/>
-          </w:tcPr>
-          <w:p>
-            <w:pPr>
-              <w:pStyle w:val="Compact"/>
-              <w:jc w:val="left"/>
-            </w:pPr>
-            <w:r>
-              <w:t xml:space="preserve">contraste</w:t>
-            </w:r>
-          </w:p>
-        </w:tc>
-        <w:tc>
-          <w:tcPr>
-            <w:tcW w:type="dxa" w:w="2340"/>
+            <w:tcW w:type="dxa" w:w="4680"/>
           </w:tcPr>
           <w:p>
             <w:pPr>
@@ -1382,8 +1120,15 @@
       </w:r>
     </w:p>
     <w:p>
-      <w:r>
-        <w:br w:type="page"/>
+      <w:pPr>
+        <w:numPr>
+          <w:ilvl w:val="0"/>
+          <w:numId w:val="1001"/>
+        </w:numPr>
+        <w:pStyle w:val="Compact"/>
+      </w:pPr>
+      <w:r>
+        <w:t xml:space="preserve">_______________________________________________________________</w:t>
       </w:r>
     </w:p>
     <w:p>

--- a/downloads/handouts/Unit 04/Handout 04.07 - Principles Sort and Focal Point Game Cards.docx
+++ b/downloads/handouts/Unit 04/Handout 04.07 - Principles Sort and Focal Point Game Cards.docx
@@ -34,7 +34,7 @@
         <w:t xml:space="preserve"> </w:t>
       </w:r>
       <w:r>
-        <w:t xml:space="preserve">Day 1: Part 1 fills in during the slides; Part 2 is the sort with your team; Part 4 is the checklist you copy from the board. Day 2: Part 3 is the game; Part 4 is what you use to judge two other rooms. The furniture cards and the room outline are at the end; I cut them apart and put them in your team’s envelope.</w:t>
+        <w:t xml:space="preserve">Day 1: fill in Part 1 during the slides. Do Part 2, the sort, with your team. Part 4 is the checklist. We build it together on the board, and you add one question of your own. Day 2: Part 3 is the game. Part 4 is what you use to judge two other rooms. The furniture cards and the room outline are at the end of this packet. I cut them apart and put them in your team’s envelope.</w:t>
       </w:r>
     </w:p>
     <w:p>
@@ -667,7 +667,7 @@
         <w:pStyle w:val="FirstParagraph"/>
       </w:pPr>
       <w:r>
-        <w:t xml:space="preserve">Eight room layouts. For each one: the principle it shows best; if it is about balance, which kind; and one sentence about the visual weight.</w:t>
+        <w:t xml:space="preserve">Here are eight room layouts. For each one, write the principle it shows best. If it is about balance, check which kind. Then write one sentence about the visual weight.</w:t>
       </w:r>
     </w:p>
     <w:tbl>
@@ -1229,7 +1229,7 @@
         <w:pStyle w:val="FirstParagraph"/>
       </w:pPr>
       <w:r>
-        <w:t xml:space="preserve">The design process, four words: define (what is the focal point and who uses the room), brainstorm (try three layouts before you tape), choose (pick one), test (walk the path with your finger).</w:t>
+        <w:t xml:space="preserve">The design process has four steps. Define: what is the focal point, and who uses the room? Brainstorm: try three layouts before you tape. Choose: pick one. Test: walk the path with your finger.</w:t>
       </w:r>
     </w:p>
     <w:p>
@@ -1271,7 +1271,7 @@
         <w:pStyle w:val="FirstParagraph"/>
       </w:pPr>
       <w:r>
-        <w:t xml:space="preserve">Copy the six questions from the board on Day 1. Use them on two other rooms on Day 2.</w:t>
+        <w:t xml:space="preserve">On Day 1, we build these six questions on the board. Check that yours match. Write your own question in row 7. On Day 2, use all seven questions to judge two other rooms.</w:t>
       </w:r>
     </w:p>
     <w:tbl>
